--- a/Jeff/Walton_Channel_Sweep_02Oct.docx
+++ b/Jeff/Walton_Channel_Sweep_02Oct.docx
@@ -176,7 +176,7 @@
           <w:sz w:val="20"/>
           <w:szCs w:val="20"/>
         </w:rPr>
-        <w:t xml:space="preserve">Doppel is the only new role worth opening, and read the comp line carefully: $120,000 to $140,000 OTE, not base. On-target earnings include variable, so against a $90,000 base floor this is a question rather than an answer. The work is right, the number needs asking about.</w:t>
+        <w:t xml:space="preserve">Doppel is the only new role worth opening, and the comp line is a mess in a way that matters. The posting publishes the same two figures twice: once as $120,000-140,000 OTE, and once as Salary Range: $120,000 USD - $140,000 USD. If the first is right, the base is lower than $120,000 and the rest is variable. If the second is right, $120,000 is the base. The posting does not say which, so I am not going to guess at a number for you. Ask them what the base is before anything else.</w:t>
       </w:r>
     </w:p>
     <w:tbl>
@@ -1114,7 +1114,7 @@
         </w:rPr>
         <w:t xml:space="preserve">Apply   </w:t>
       </w:r>
-      <w:hyperlink w:history="1" r:id="rIdfssvemibw2ccsrcumgtu-">
+      <w:hyperlink w:history="1" r:id="rIdlo1snzuofcpaobvaglegj">
         <w:r>
           <w:rPr>
             <w:rFonts w:ascii="Consolas" w:cs="Consolas" w:eastAsia="Consolas" w:hAnsi="Consolas"/>
@@ -1534,7 +1534,7 @@
               <w:spacing w:after="0" w:line="280"/>
               <w:jc w:val="left"/>
             </w:pPr>
-            <w:hyperlink w:history="1" r:id="rIdht0yengntm8flna_avn4t">
+            <w:hyperlink w:history="1" r:id="rIds8l9uurvhgiscnq4ytkz4">
               <w:r>
                 <w:rPr>
                   <w:rFonts w:ascii="Calibri" w:cs="Calibri" w:eastAsia="Calibri" w:hAnsi="Calibri"/>
@@ -1650,7 +1650,7 @@
               <w:spacing w:after="0" w:line="280"/>
               <w:jc w:val="left"/>
             </w:pPr>
-            <w:hyperlink w:history="1" r:id="rIdljur_rba8mfxn3nona9yc">
+            <w:hyperlink w:history="1" r:id="rIda559opkiedeselfx80oxd">
               <w:r>
                 <w:rPr>
                   <w:rFonts w:ascii="Calibri" w:cs="Calibri" w:eastAsia="Calibri" w:hAnsi="Calibri"/>
@@ -1766,7 +1766,7 @@
               <w:spacing w:after="0" w:line="280"/>
               <w:jc w:val="left"/>
             </w:pPr>
-            <w:hyperlink w:history="1" r:id="rIdnhyrl36hjtxl-w7dzolq8">
+            <w:hyperlink w:history="1" r:id="rIdfd4uxwlahewxschzhlscg">
               <w:r>
                 <w:rPr>
                   <w:rFonts w:ascii="Calibri" w:cs="Calibri" w:eastAsia="Calibri" w:hAnsi="Calibri"/>
@@ -2055,7 +2055,7 @@
         </w:rPr>
         <w:t xml:space="preserve">CHECK ME   </w:t>
       </w:r>
-      <w:hyperlink w:history="1" r:id="rId0ocx4k54okb9v0ybfqutk">
+      <w:hyperlink w:history="1" r:id="rId8j1mffa6nzxa8-reix6zw">
         <w:r>
           <w:rPr>
             <w:rFonts w:ascii="Consolas" w:cs="Consolas" w:eastAsia="Consolas" w:hAnsi="Consolas"/>
@@ -2181,7 +2181,7 @@
         </w:rPr>
         <w:t xml:space="preserve">CHECK ME   </w:t>
       </w:r>
-      <w:hyperlink w:history="1" r:id="rIdbqirbuc-i2f-rkdjsy_pw">
+      <w:hyperlink w:history="1" r:id="rIdag1ow6k9s-xgyiqs9xjfa">
         <w:r>
           <w:rPr>
             <w:rFonts w:ascii="Consolas" w:cs="Consolas" w:eastAsia="Consolas" w:hAnsi="Consolas"/>
@@ -2327,7 +2327,7 @@
         </w:rPr>
         <w:t xml:space="preserve">CHECK ME   </w:t>
       </w:r>
-      <w:hyperlink w:history="1" r:id="rIdcfumxkcm8kqd0jcne7tjq">
+      <w:hyperlink w:history="1" r:id="rIddaa7amo__aywzx-13s7ib">
         <w:r>
           <w:rPr>
             <w:rFonts w:ascii="Consolas" w:cs="Consolas" w:eastAsia="Consolas" w:hAnsi="Consolas"/>
@@ -2453,7 +2453,7 @@
         </w:rPr>
         <w:t xml:space="preserve">CHECK ME   </w:t>
       </w:r>
-      <w:hyperlink w:history="1" r:id="rIdmwjazf5kix3jqxdzc28rj">
+      <w:hyperlink w:history="1" r:id="rIdbtfyd6egstsyus7hwz8hf">
         <w:r>
           <w:rPr>
             <w:rFonts w:ascii="Consolas" w:cs="Consolas" w:eastAsia="Consolas" w:hAnsi="Consolas"/>
